--- a/5.End_to_End_Testing/5.UI__Test_&_API_Test_Report.docx
+++ b/5.End_to_End_Testing/5.UI__Test_&_API_Test_Report.docx
@@ -779,7 +779,17 @@
                   <w:lang w:bidi="bn-BD"/>
                   <w14:ligatures w14:val="none"/>
                 </w:rPr>
-                <w:t>Link</w:t>
+                <w:t>Lin</w:t>
+              </w:r>
+              <w:r>
+                <w:rPr>
+                  <w:rStyle w:val="Hyperlink"/>
+                  <w:rFonts w:ascii="Times New Roman" w:eastAsia="Times New Roman" w:hAnsi="Times New Roman" w:cs="Times New Roman"/>
+                  <w:kern w:val="0"/>
+                  <w:lang w:bidi="bn-BD"/>
+                  <w14:ligatures w14:val="none"/>
+                </w:rPr>
+                <w:t>k</w:t>
               </w:r>
             </w:hyperlink>
           </w:p>
@@ -2272,6 +2282,7 @@
             <w:r>
               <w:rPr>
                 <w:rFonts w:ascii="Times New Roman" w:hAnsi="Times New Roman" w:cs="Times New Roman"/>
+                <w:color w:val="00B050"/>
               </w:rPr>
               <w:t>Pass</w:t>
             </w:r>
@@ -2447,6 +2458,7 @@
             <w:r>
               <w:rPr>
                 <w:rFonts w:ascii="Times New Roman" w:hAnsi="Times New Roman" w:cs="Times New Roman"/>
+                <w:color w:val="FF0000"/>
               </w:rPr>
               <w:t>Fail</w:t>
             </w:r>
@@ -2471,7 +2483,14 @@
                   <w:rStyle w:val="Hyperlink"/>
                   <w:rFonts w:ascii="Times New Roman" w:hAnsi="Times New Roman" w:cs="Times New Roman"/>
                 </w:rPr>
-                <w:t>Link</w:t>
+                <w:t>Li</w:t>
+              </w:r>
+              <w:r>
+                <w:rPr>
+                  <w:rStyle w:val="Hyperlink"/>
+                  <w:rFonts w:ascii="Times New Roman" w:hAnsi="Times New Roman" w:cs="Times New Roman"/>
+                </w:rPr>
+                <w:t>nk</w:t>
               </w:r>
             </w:hyperlink>
           </w:p>
@@ -2630,6 +2649,7 @@
             <w:r>
               <w:rPr>
                 <w:rFonts w:ascii="Times New Roman" w:hAnsi="Times New Roman" w:cs="Times New Roman"/>
+                <w:color w:val="FF0000"/>
               </w:rPr>
               <w:t>Fail</w:t>
             </w:r>
@@ -2654,7 +2674,14 @@
                   <w:rStyle w:val="Hyperlink"/>
                   <w:rFonts w:ascii="Times New Roman" w:hAnsi="Times New Roman" w:cs="Times New Roman"/>
                 </w:rPr>
-                <w:t>Link</w:t>
+                <w:t>Lin</w:t>
+              </w:r>
+              <w:r>
+                <w:rPr>
+                  <w:rStyle w:val="Hyperlink"/>
+                  <w:rFonts w:ascii="Times New Roman" w:hAnsi="Times New Roman" w:cs="Times New Roman"/>
+                </w:rPr>
+                <w:t>k</w:t>
               </w:r>
             </w:hyperlink>
           </w:p>
@@ -2836,6 +2863,7 @@
             <w:r>
               <w:rPr>
                 <w:rFonts w:ascii="Times New Roman" w:hAnsi="Times New Roman" w:cs="Times New Roman"/>
+                <w:color w:val="FF0000"/>
               </w:rPr>
               <w:t>Fail</w:t>
             </w:r>
@@ -2860,7 +2888,14 @@
                   <w:rStyle w:val="Hyperlink"/>
                   <w:rFonts w:ascii="Times New Roman" w:hAnsi="Times New Roman" w:cs="Times New Roman"/>
                 </w:rPr>
-                <w:t>Link</w:t>
+                <w:t>Li</w:t>
+              </w:r>
+              <w:r>
+                <w:rPr>
+                  <w:rStyle w:val="Hyperlink"/>
+                  <w:rFonts w:ascii="Times New Roman" w:hAnsi="Times New Roman" w:cs="Times New Roman"/>
+                </w:rPr>
+                <w:t>nk</w:t>
               </w:r>
             </w:hyperlink>
           </w:p>
@@ -3001,6 +3036,7 @@
             <w:r>
               <w:rPr>
                 <w:rFonts w:ascii="Times New Roman" w:hAnsi="Times New Roman" w:cs="Times New Roman"/>
+                <w:color w:val="00B050"/>
               </w:rPr>
               <w:t>Pass</w:t>
             </w:r>
@@ -3153,6 +3189,7 @@
             <w:r>
               <w:rPr>
                 <w:rFonts w:ascii="Times New Roman" w:hAnsi="Times New Roman" w:cs="Times New Roman"/>
+                <w:color w:val="00B050"/>
               </w:rPr>
               <w:t>Pass</w:t>
             </w:r>
@@ -3302,6 +3339,7 @@
             <w:r>
               <w:rPr>
                 <w:rFonts w:ascii="Times New Roman" w:hAnsi="Times New Roman" w:cs="Times New Roman"/>
+                <w:color w:val="00B050"/>
               </w:rPr>
               <w:t>Pass</w:t>
             </w:r>
@@ -3466,6 +3504,7 @@
             <w:r>
               <w:rPr>
                 <w:rFonts w:ascii="Times New Roman" w:hAnsi="Times New Roman" w:cs="Times New Roman"/>
+                <w:color w:val="00B050"/>
               </w:rPr>
               <w:t>Pass</w:t>
             </w:r>
